--- a/documents/50-clearhaven-duplicate-weekend-postmortem.docx
+++ b/documents/50-clearhaven-duplicate-weekend-postmortem.docx
@@ -10554,7 +10554,7 @@
         <w:pStyle w:val="Heading1"/>
       </w:pPr>
       <w:r>
-        <w:t>Working remainder for CLH-INC-2025-088</w:t>
+        <w:t>Open work after June 16, 2025</w:t>
       </w:r>
     </w:p>
     <w:p>
@@ -10568,7 +10568,7 @@
           <w:color w:val="222222"/>
           <w:sz w:val="24"/>
         </w:rPr>
-        <w:t>The front of Weekend batch June 7-8 posted duplicate legs: replay and Monday catch-up both ran is the document. This remainder is the leftover a colleague still trips on: named people, named boxes, named tickets, and the work I still owe after June 16, 2025. It is not a second log and it is not a stack of exhibits with the same stub. If a paragraph fights the decision in the front, strike the paragraph.</w:t>
+        <w:t>What follows is leftover work from Weekend batch June 7-8 posted duplicate legs: replay and Monday catch-up both ran: named people, named boxes, named tickets, and the items I still owe. If a paragraph fights the decision in the front of CLH-INC-2025-088, strike the paragraph.</w:t>
       </w:r>
     </w:p>
     <w:p>
@@ -10722,7 +10722,7 @@
           <w:color w:val="222222"/>
           <w:sz w:val="24"/>
         </w:rPr>
-        <w:t>I will not put averaging QPS instead of testing the close on a wiki that drifts. CLH-SOP-2023-028 and this file are the record. If Helen Cho needs a diagram, they get a permalink, not a photo of a whiteboard. replay.prod.clearhaven.internal stays out of the diagram title. If a new engineer asks where the leftover lives, I point here. I do not point at a Slack pin from June 16, 2025. Client Clearhaven.</w:t>
+        <w:t>I will not put averaging QPS instead of testing the close on a wiki that drifts. CLH-SOP-2023-028 and this file are the record. If Helen Cho needs a diagram, they get a permalink, not a photo of a whiteboard. replay.prod.clearhaven.internal stays out of the diagram title. If a new engineer asks where the leftover lives, I point here. I do not point at a Slack pin from June 16, 2025.</w:t>
       </w:r>
     </w:p>
     <w:p>
@@ -13066,7 +13066,7 @@
           <w:color w:val="222222"/>
           <w:sz w:val="24"/>
         </w:rPr>
-        <w:t>People who were absent still get a usable remainder, not a transcript. Copy Rahul gets the decision, the refuse, and the date. They do not get a reconstruction of who raised their voice. If they object, they object on CLH-PRD-2024-002. Client Clearhaven. Author Aman Kumar.</w:t>
+        <w:t>People who were absent still get a usable remainder, not a transcript. Copy Rahul gets the decision, the refuse, and the date. They do not get a reconstruction of who raised their voice. If they object, they object on CLH-PRD-2024-002.</w:t>
       </w:r>
     </w:p>
     <w:p>
@@ -14111,7 +14111,7 @@
           <w:color w:val="222222"/>
           <w:sz w:val="24"/>
         </w:rPr>
-        <w:t>If you are implementing, keep the rejected alternative dead. If you are on-call, start read-only. If you are Helen Cho, the ask is unchanged: pick the path in the main body or send it back with a named objection. Sample I would still defend: 3895 rows, 23 minutes, freeze respected. Strike this remainder if it ever fights the decision callout. Author Aman Kumar. Client Clearhaven.</w:t>
+        <w:t>If you are implementing, keep the rejected alternative dead. If you are on-call, start read-only. If you are Helen Cho, the ask is unchanged: pick the path in the main body or send it back with a named objection. Sample I would still defend: 3895 rows, 23 minutes, freeze respected. Strike this section if it ever fights the decision callout.</w:t>
       </w:r>
     </w:p>
     <w:p>
@@ -14125,7 +14125,7 @@
           <w:color w:val="222222"/>
           <w:sz w:val="24"/>
         </w:rPr>
-        <w:t>This heading is the reopen rule, not a promise that nothing follows. If we still need words after the bank, they are named leftovers, not another copy of the same stub. a dashboard screenshot standing in for a permalink is done as a heading when Priya Nair closes CLH-INC-2025-088 or writes a new date.</w:t>
+        <w:t>This heading is the reopen rule. a dashboard screenshot standing in for a permalink is done when Priya Nair closes CLH-INC-2025-088 or writes a new date.</w:t>
       </w:r>
     </w:p>
     <w:p>
@@ -15277,7 +15277,7 @@
           <w:color w:val="222222"/>
           <w:sz w:val="24"/>
         </w:rPr>
-        <w:t>I am out of new section shapes. What follows is leftover owners and tickets already in this file, written so a colleague can act. I will not invent another exhibit format to fill a page budget.</w:t>
+        <w:t>Owners and tickets still attached to CLH-INC-2025-088, written so a colleague can act without hunting Slack. Close is a decision, a refuse, or a new date.</w:t>
       </w:r>
     </w:p>
     <w:p>
@@ -15291,7 +15291,7 @@
           <w:color w:val="222222"/>
           <w:sz w:val="24"/>
         </w:rPr>
-        <w:t>CLH-SOP-2023-028 still sits with Helen Cho. Host replay.prod.clearhaven.internal. Due June 27, 2025 unless they write a new date. Close is a decision, a refuse, or that date. I will not accept a status dump. Front-matter number I am not re-arguing: 2025. If this leftover is done, Helen Cho marks CLH-SOP-2023-028 done. Aman Kumar will not keep a shadow list. Client Clearhaven.</w:t>
+        <w:t>CLH-SOP-2023-028 still sits with Helen Cho. Host replay.prod.clearhaven.internal. Due June 27, 2025 unless they write a new date. Close is a decision, a refuse, or that date. I will not accept a status dump. Front-matter number I am not re-arguing: 2025. If this leftover is done, Helen Cho marks CLH-SOP-2023-028 done. Aman Kumar will not keep a shadow list.</w:t>
       </w:r>
     </w:p>
     <w:p>
@@ -15389,7 +15389,7 @@
           <w:color w:val="222222"/>
           <w:sz w:val="24"/>
         </w:rPr>
-        <w:t>Stop leftover: CLH-INC-2025-088 is not a twin of CLH-PRD-2024-002. Keep one thread. Lena Ortiz on replay.prod.clearhaven.internal. If this paragraph fights the front of CLH-INC-2025-088, strike it. Due July 11, 2025. Client Clearhaven.</w:t>
+        <w:t>Stop leftover: CLH-INC-2025-088 is not a twin of CLH-PRD-2024-002. Keep one thread. Lena Ortiz on replay.prod.clearhaven.internal. If this paragraph fights the front of CLH-INC-2025-088, strike it. Due July 11, 2025.</w:t>
       </w:r>
     </w:p>
     <w:p>
@@ -15403,7 +15403,7 @@
           <w:color w:val="222222"/>
           <w:sz w:val="24"/>
         </w:rPr>
-        <w:t>CLH-PRD-2024-002 still sits with Monday June. Host replay.prod.clearhaven.internal. Due July 13, 2025 unless they write a new date. Close is a decision, a refuse, or that date. I will not accept a status dump. Front-matter number I am not re-arguing: 41,206. If this leftover is done, Monday June marks CLH-PRD-2024-002 done. Aman Kumar will not keep a shadow list. Client Clearhaven.</w:t>
+        <w:t>CLH-PRD-2024-002 still sits with Monday June. Host replay.prod.clearhaven.internal. Due July 13, 2025 unless they write a new date. Close is a decision, a refuse, or that date. I will not accept a status dump. Front-matter number I am not re-arguing: 41,206. If this leftover is done, Monday June marks CLH-PRD-2024-002 done. Aman Kumar will not keep a shadow list.</w:t>
       </w:r>
     </w:p>
     <w:p>
